--- a/modelos/ETP - BASE.docx
+++ b/modelos/ETP - BASE.docx
@@ -96,7 +96,23 @@
           <w:sz w:val="24"/>
           <w:szCs w:val="24"/>
         </w:rPr>
-        <w:t>{{SECRETARIA}}</w:t>
+        <w:t>{{SECRETARIA</w:t>
+      </w:r>
+      <w:r>
+        <w:rPr>
+          <w:rFonts w:ascii="Calibri" w:hAnsi="Calibri" w:cs="Calibri"/>
+          <w:sz w:val="24"/>
+          <w:szCs w:val="24"/>
+        </w:rPr>
+        <w:t>S</w:t>
+      </w:r>
+      <w:r>
+        <w:rPr>
+          <w:rFonts w:ascii="Calibri" w:hAnsi="Calibri" w:cs="Calibri"/>
+          <w:sz w:val="24"/>
+          <w:szCs w:val="24"/>
+        </w:rPr>
+        <w:t>}}</w:t>
       </w:r>
     </w:p>
     <w:p>
@@ -898,6 +914,7 @@
           <w:tab w:val="left" w:pos="426"/>
         </w:tabs>
         <w:spacing w:after="0" w:line="276" w:lineRule="auto"/>
+        <w:jc w:val="both"/>
         <w:rPr>
           <w:rFonts w:ascii="Calibri" w:eastAsia="Calibri" w:hAnsi="Calibri" w:cs="Calibri"/>
           <w:sz w:val="24"/>
